--- a/dist/SUBMISSION_FINAL/Thesis_LuanAn/cd1_part1_intro_theory.docx
+++ b/dist/SUBMISSION_FINAL/Thesis_LuanAn/cd1_part1_intro_theory.docx
@@ -5780,7 +5780,7 @@
     <w:qFormat/>
     <w:pPr>
       <w:ind w:firstLine="567"/>
-      <w:spacing w:line="360" w:lineRule="auto"/>
+      <w:spacing w:line="288" w:lineRule="auto"/>
       <w:jc w:val="both"/>
     </w:pPr>
     <w:rPr>
@@ -5794,7 +5794,7 @@
     <w:basedOn w:val="Normal"/>
     <w:link w:val="BodyTextChar"/>
     <w:pPr>
-      <w:spacing w:after="180" w:before="180" w:line="360" w:lineRule="auto"/>
+      <w:spacing w:after="180" w:before="180" w:line="288" w:lineRule="auto"/>
       <w:jc w:val="both"/>
     </w:pPr>
     <w:qFormat/>
@@ -5810,7 +5810,7 @@
     <w:next w:val="BodyText"/>
     <w:qFormat/>
     <w:pPr>
-      <w:spacing w:line="360" w:lineRule="auto"/>
+      <w:spacing w:line="288" w:lineRule="auto"/>
       <w:jc w:val="both"/>
     </w:pPr>
     <w:rPr>
@@ -5824,7 +5824,7 @@
     <w:basedOn w:val="BodyText"/>
     <w:qFormat/>
     <w:pPr>
-      <w:spacing w:after="36" w:before="36" w:line="360" w:lineRule="auto"/>
+      <w:spacing w:after="36" w:before="36" w:line="288" w:lineRule="auto"/>
       <w:jc w:val="both"/>
     </w:pPr>
     <w:rPr>
@@ -5841,7 +5841,7 @@
     <w:pPr>
       <w:keepNext/>
       <w:keepLines/>
-      <w:spacing w:after="240" w:before="480" w:line="360" w:lineRule="auto"/>
+      <w:spacing w:after="240" w:before="480" w:line="288" w:lineRule="auto"/>
       <w:jc w:val="both"/>
     </w:pPr>
     <w:rPr>
@@ -5861,7 +5861,7 @@
     <w:pPr>
       <w:keepNext/>
       <w:keepLines/>
-      <w:spacing w:after="240" w:before="240" w:line="360" w:lineRule="auto"/>
+      <w:spacing w:after="240" w:before="240" w:line="288" w:lineRule="auto"/>
       <w:jc w:val="both"/>
     </w:pPr>
     <w:rPr>
@@ -5878,7 +5878,7 @@
     <w:pPr>
       <w:keepNext/>
       <w:keepLines/>
-      <w:spacing w:line="360" w:lineRule="auto"/>
+      <w:spacing w:line="288" w:lineRule="auto"/>
       <w:jc w:val="both"/>
     </w:pPr>
     <w:rPr>
@@ -5894,7 +5894,7 @@
     <w:pPr>
       <w:keepNext/>
       <w:keepLines/>
-      <w:spacing w:line="360" w:lineRule="auto"/>
+      <w:spacing w:line="288" w:lineRule="auto"/>
       <w:jc w:val="both"/>
     </w:pPr>
     <w:rPr>
@@ -5912,7 +5912,7 @@
       <w:keepNext/>
       <w:keepLines/>
       <w:jc w:val="both"/>
-      <w:spacing w:after="0" w:before="300" w:line="360" w:lineRule="auto"/>
+      <w:spacing w:after="0" w:before="300" w:line="288" w:lineRule="auto"/>
     </w:pPr>
     <w:rPr>
       <w:color w:val="000000"/>
@@ -5930,7 +5930,7 @@
     <w:pPr>
       <w:keepNext/>
       <w:keepLines/>
-      <w:spacing w:after="300" w:before="100" w:line="360" w:lineRule="auto"/>
+      <w:spacing w:after="300" w:before="100" w:line="288" w:lineRule="auto"/>
       <w:jc w:val="both"/>
     </w:pPr>
     <w:rPr>
@@ -5946,7 +5946,7 @@
     <w:next w:val="Bibliography"/>
     <w:qFormat/>
     <w:pPr>
-      <w:spacing w:line="360" w:lineRule="auto"/>
+      <w:spacing w:line="288" w:lineRule="auto"/>
       <w:jc w:val="both"/>
     </w:pPr>
     <w:rPr>
@@ -5964,7 +5964,7 @@
     <w:pPr>
       <w:keepNext/>
       <w:keepLines/>
-      <w:spacing w:after="0" w:before="480" w:line="360" w:lineRule="auto"/>
+      <w:spacing w:after="0" w:before="480" w:line="288" w:lineRule="auto"/>
       <w:jc w:val="center"/>
       <w:outlineLvl w:val="0"/>
     </w:pPr>
@@ -5973,7 +5973,7 @@
       <w:b/>
       <w:bCs/>
       <w:color w:val="000000"/>
-      <w:sz w:val="32"/>
+      <w:sz w:val="28"/>
       <w:szCs w:val="32"/>
     </w:rPr>
   </w:style>
@@ -5987,7 +5987,7 @@
     <w:pPr>
       <w:keepNext/>
       <w:keepLines/>
-      <w:spacing w:after="0" w:before="200" w:line="360" w:lineRule="auto"/>
+      <w:spacing w:after="0" w:before="200" w:line="288" w:lineRule="auto"/>
       <w:jc w:val="both"/>
       <w:outlineLvl w:val="1"/>
     </w:pPr>
@@ -5996,7 +5996,7 @@
       <w:b/>
       <w:bCs/>
       <w:color w:val="000000"/>
-      <w:sz w:val="28"/>
+      <w:sz w:val="26"/>
       <w:szCs w:val="28"/>
     </w:rPr>
   </w:style>
@@ -6010,7 +6010,7 @@
     <w:pPr>
       <w:keepNext/>
       <w:keepLines/>
-      <w:spacing w:after="0" w:before="200" w:line="360" w:lineRule="auto"/>
+      <w:spacing w:after="0" w:before="200" w:line="288" w:lineRule="auto"/>
       <w:jc w:val="both"/>
       <w:outlineLvl w:val="2"/>
     </w:pPr>
@@ -6033,7 +6033,7 @@
     <w:pPr>
       <w:keepNext/>
       <w:keepLines/>
-      <w:spacing w:after="0" w:before="200" w:line="360" w:lineRule="auto"/>
+      <w:spacing w:after="0" w:before="200" w:line="288" w:lineRule="auto"/>
       <w:jc w:val="both"/>
       <w:outlineLvl w:val="3"/>
     </w:pPr>
@@ -6056,7 +6056,7 @@
     <w:pPr>
       <w:keepNext/>
       <w:keepLines/>
-      <w:spacing w:after="0" w:before="200" w:line="360" w:lineRule="auto"/>
+      <w:spacing w:after="0" w:before="200" w:line="288" w:lineRule="auto"/>
       <w:jc w:val="both"/>
       <w:outlineLvl w:val="4"/>
     </w:pPr>
@@ -6078,7 +6078,7 @@
     <w:pPr>
       <w:keepNext/>
       <w:keepLines/>
-      <w:spacing w:after="0" w:before="200" w:line="360" w:lineRule="auto"/>
+      <w:spacing w:after="0" w:before="200" w:line="288" w:lineRule="auto"/>
       <w:jc w:val="both"/>
       <w:outlineLvl w:val="5"/>
     </w:pPr>
@@ -6099,7 +6099,7 @@
     <w:pPr>
       <w:keepNext/>
       <w:keepLines/>
-      <w:spacing w:after="0" w:before="200" w:line="360" w:lineRule="auto"/>
+      <w:spacing w:after="0" w:before="200" w:line="288" w:lineRule="auto"/>
       <w:jc w:val="both"/>
       <w:outlineLvl w:val="6"/>
     </w:pPr>
@@ -6120,7 +6120,7 @@
     <w:pPr>
       <w:keepNext/>
       <w:keepLines/>
-      <w:spacing w:after="0" w:before="200" w:line="360" w:lineRule="auto"/>
+      <w:spacing w:after="0" w:before="200" w:line="288" w:lineRule="auto"/>
       <w:jc w:val="both"/>
       <w:outlineLvl w:val="7"/>
     </w:pPr>
@@ -6141,7 +6141,7 @@
     <w:pPr>
       <w:keepNext/>
       <w:keepLines/>
-      <w:spacing w:after="0" w:before="200" w:line="360" w:lineRule="auto"/>
+      <w:spacing w:after="0" w:before="200" w:line="288" w:lineRule="auto"/>
       <w:jc w:val="both"/>
       <w:outlineLvl w:val="8"/>
     </w:pPr>
@@ -6160,7 +6160,7 @@
     <w:unhideWhenUsed/>
     <w:qFormat/>
     <w:pPr>
-      <w:spacing w:after="100" w:before="100" w:line="360" w:lineRule="auto"/>
+      <w:spacing w:after="100" w:before="100" w:line="288" w:lineRule="auto"/>
       <w:ind w:firstLine="0" w:left="480" w:right="480"/>
       <w:jc w:val="both"/>
     </w:pPr>
@@ -6178,7 +6178,7 @@
     <w:unhideWhenUsed/>
     <w:qFormat/>
     <w:pPr>
-      <w:spacing w:line="360" w:lineRule="auto"/>
+      <w:spacing w:line="288" w:lineRule="auto"/>
       <w:jc w:val="both"/>
     </w:pPr>
     <w:rPr>
@@ -6204,7 +6204,7 @@
     <w:unhideWhenUsed/>
     <w:qFormat/>
     <w:pPr>
-      <w:spacing w:line="360" w:lineRule="auto"/>
+      <w:spacing w:line="288" w:lineRule="auto"/>
       <w:jc w:val="both"/>
     </w:pPr>
     <w:rPr>
@@ -6244,7 +6244,7 @@
     <w:pPr>
       <w:keepNext/>
       <w:keepLines/>
-      <w:spacing w:after="0" w:line="360" w:lineRule="auto"/>
+      <w:spacing w:after="0" w:line="288" w:lineRule="auto"/>
       <w:jc w:val="both"/>
     </w:pPr>
     <w:rPr>
@@ -6258,7 +6258,7 @@
     <w:name w:val="Definition"/>
     <w:basedOn w:val="Normal"/>
     <w:pPr>
-      <w:spacing w:line="360" w:lineRule="auto"/>
+      <w:spacing w:line="288" w:lineRule="auto"/>
       <w:jc w:val="both"/>
     </w:pPr>
     <w:rPr>
@@ -6272,7 +6272,7 @@
     <w:basedOn w:val="Normal"/>
     <w:link w:val="BodyTextChar"/>
     <w:pPr>
-      <w:spacing w:after="120" w:before="0" w:line="360" w:lineRule="auto"/>
+      <w:spacing w:after="120" w:before="0" w:line="288" w:lineRule="auto"/>
       <w:jc w:val="both"/>
     </w:pPr>
     <w:rPr>
@@ -6287,7 +6287,7 @@
     <w:basedOn w:val="Caption"/>
     <w:pPr>
       <w:keepNext/>
-      <w:spacing w:line="360" w:lineRule="auto"/>
+      <w:spacing w:line="288" w:lineRule="auto"/>
       <w:jc w:val="both"/>
     </w:pPr>
     <w:rPr>
@@ -6300,7 +6300,7 @@
     <w:name w:val="Image Caption"/>
     <w:basedOn w:val="Caption"/>
     <w:pPr>
-      <w:spacing w:line="360" w:lineRule="auto"/>
+      <w:spacing w:line="288" w:lineRule="auto"/>
       <w:jc w:val="both"/>
     </w:pPr>
     <w:rPr>
@@ -6313,7 +6313,7 @@
     <w:name w:val="Figure"/>
     <w:basedOn w:val="Normal"/>
     <w:pPr>
-      <w:spacing w:line="360" w:lineRule="auto"/>
+      <w:spacing w:line="288" w:lineRule="auto"/>
       <w:jc w:val="both"/>
     </w:pPr>
     <w:rPr>
@@ -6327,7 +6327,7 @@
     <w:basedOn w:val="Figure"/>
     <w:pPr>
       <w:keepNext/>
-      <w:spacing w:line="360" w:lineRule="auto"/>
+      <w:spacing w:line="288" w:lineRule="auto"/>
       <w:jc w:val="both"/>
     </w:pPr>
     <w:rPr>
@@ -6391,7 +6391,7 @@
     <w:unhideWhenUsed/>
     <w:qFormat/>
     <w:pPr>
-      <w:spacing w:before="240" w:line="360" w:lineRule="auto"/>
+      <w:spacing w:before="240" w:line="288" w:lineRule="auto"/>
       <w:jc w:val="both"/>
       <w:outlineLvl w:val="9"/>
     </w:pPr>
